--- a/tests/outputs/quyet-dinh-cap-hoc-bong--tai-lon.docx
+++ b/tests/outputs/quyet-dinh-cap-hoc-bong--tai-lon.docx
@@ -24,7 +24,7 @@
       <w:tr>
         <w:tc>
           <w:tcPr>
-            <w:tcW w:type="dxa" w:w="4535"/>
+            <w:tcW w:type="dxa" w:w="3742"/>
           </w:tcPr>
           <w:p>
             <w:pPr>
@@ -34,21 +34,26 @@
             <w:r>
               <w:rPr>
                 <w:b w:val="0"/>
-              </w:rPr>
-            </w:r>
-            <w:r>
-              <w:rPr>
-                <w:rFonts w:ascii="Times New Roman" w:hAnsi="Times New Roman" w:eastAsia="Times New Roman"/>
-                <w:b w:val="0"/>
                 <w:sz w:val="24"/>
               </w:rPr>
+            </w:r>
+            <w:r>
+              <w:rPr>
+                <w:rFonts w:ascii="Times New Roman" w:hAnsi="Times New Roman" w:eastAsia="Times New Roman"/>
+                <w:b w:val="0"/>
+                <w:sz w:val="24"/>
+              </w:rPr>
               <w:t>CƠ QUAN CHỦ QUẢN (MẪU)</w:t>
             </w:r>
           </w:p>
           <w:p>
             <w:pPr>
-              <w:spacing w:after="0"/>
-              <w:jc w:val="center"/>
+              <w:spacing w:after="80"/>
+              <w:ind w:left="113" w:right="113"/>
+              <w:jc w:val="center"/>
+              <w:pBdr>
+                <w:bottom w:val="single" w:sz="4" w:space="1" w:color="000000"/>
+              </w:pBdr>
             </w:pPr>
             <w:r>
               <w:rPr>
@@ -68,52 +73,60 @@
               <w:rPr>
                 <w:rFonts w:ascii="Times New Roman" w:hAnsi="Times New Roman" w:eastAsia="Times New Roman"/>
                 <w:b w:val="0"/>
+                <w:sz w:val="26"/>
+              </w:rPr>
+              <w:t>Số: ....../QĐ-......</w:t>
+            </w:r>
+          </w:p>
+        </w:tc>
+        <w:tc>
+          <w:tcPr>
+            <w:tcW w:type="dxa" w:w="5329"/>
+          </w:tcPr>
+          <w:p>
+            <w:pPr>
+              <w:spacing w:after="80"/>
+              <w:jc w:val="center"/>
+            </w:pPr>
+            <w:r>
+              <w:rPr>
+                <w:b/>
+                <w:i w:val="0"/>
                 <w:sz w:val="24"/>
               </w:rPr>
-              <w:t>Số: ....../QĐ-......</w:t>
-            </w:r>
-          </w:p>
-        </w:tc>
-        <w:tc>
-          <w:tcPr>
-            <w:tcW w:type="dxa" w:w="4535"/>
-          </w:tcPr>
-          <w:p>
-            <w:pPr>
-              <w:spacing w:after="0"/>
-              <w:jc w:val="center"/>
-            </w:pPr>
-            <w:r>
-              <w:rPr>
+            </w:r>
+            <w:r>
+              <w:rPr>
+                <w:rFonts w:ascii="Times New Roman" w:hAnsi="Times New Roman" w:eastAsia="Times New Roman"/>
                 <w:b/>
-              </w:rPr>
-            </w:r>
+                <w:i w:val="0"/>
+                <w:sz w:val="24"/>
+              </w:rPr>
+              <w:t>CỘNG HÒA XÃ HỘI CHỦ NGHĨA VIỆT NAM</w:t>
+            </w:r>
+          </w:p>
+          <w:p>
+            <w:pPr>
+              <w:spacing w:after="80"/>
+              <w:ind w:left="907" w:right="907"/>
+              <w:jc w:val="center"/>
+              <w:pBdr>
+                <w:bottom w:val="single" w:sz="4" w:space="1" w:color="000000"/>
+              </w:pBdr>
+            </w:pPr>
             <w:r>
               <w:rPr>
                 <w:rFonts w:ascii="Times New Roman" w:hAnsi="Times New Roman" w:eastAsia="Times New Roman"/>
                 <w:b/>
-                <w:sz w:val="24"/>
-              </w:rPr>
-              <w:t>CỘNG HÒA XÃ HỘI CHỦ NGHĨA VIỆT NAM</w:t>
-            </w:r>
-          </w:p>
-          <w:p>
-            <w:pPr>
-              <w:spacing w:after="0"/>
-              <w:jc w:val="center"/>
-            </w:pPr>
-            <w:r>
-              <w:rPr>
-                <w:rFonts w:ascii="Times New Roman" w:hAnsi="Times New Roman" w:eastAsia="Times New Roman"/>
-                <w:b/>
-                <w:sz w:val="24"/>
-              </w:rPr>
-              <w:t>Độc lập – Tự do – Hạnh phúc</w:t>
-            </w:r>
-          </w:p>
-          <w:p>
-            <w:pPr>
-              <w:spacing w:after="0"/>
+                <w:i w:val="0"/>
+                <w:sz w:val="26"/>
+              </w:rPr>
+              <w:t>Độc lập - Tự do - Hạnh phúc</w:t>
+            </w:r>
+          </w:p>
+          <w:p>
+            <w:pPr>
+              <w:spacing w:after="80"/>
               <w:jc w:val="center"/>
             </w:pPr>
             <w:r>
@@ -121,7 +134,7 @@
                 <w:rFonts w:ascii="Times New Roman" w:hAnsi="Times New Roman" w:eastAsia="Times New Roman"/>
                 <w:b w:val="0"/>
                 <w:i/>
-                <w:sz w:val="24"/>
+                <w:sz w:val="26"/>
               </w:rPr>
               <w:t>Hà Nội, ngày ..... tháng ..... năm ........</w:t>
             </w:r>
@@ -132,7 +145,7 @@
     <w:p>
       <w:pPr>
         <w:keepNext w:val="0"/>
-        <w:spacing w:after="80"/>
+        <w:spacing w:after="120"/>
       </w:pPr>
       <w:r>
         <w:rPr>
@@ -356,7 +369,8 @@
             <w:r>
               <w:rPr>
                 <w:rFonts w:ascii="Times New Roman" w:hAnsi="Times New Roman" w:eastAsia="Times New Roman"/>
-                <w:b w:val="0"/>
+                <w:b/>
+                <w:i/>
                 <w:sz w:val="24"/>
               </w:rPr>
               <w:t>Nơi nhận:</w:t>
@@ -371,7 +385,7 @@
               <w:rPr>
                 <w:rFonts w:ascii="Times New Roman" w:hAnsi="Times New Roman" w:eastAsia="Times New Roman"/>
                 <w:b w:val="0"/>
-                <w:sz w:val="24"/>
+                <w:sz w:val="22"/>
               </w:rPr>
               <w:t>- Như Điều 4;</w:t>
             </w:r>
@@ -385,7 +399,7 @@
               <w:rPr>
                 <w:rFonts w:ascii="Times New Roman" w:hAnsi="Times New Roman" w:eastAsia="Times New Roman"/>
                 <w:b w:val="0"/>
-                <w:sz w:val="24"/>
+                <w:sz w:val="22"/>
               </w:rPr>
               <w:t>- Lưu: VT, CTSV.</w:t>
             </w:r>
@@ -467,9 +481,16 @@
       </w:tr>
     </w:tbl>
     <w:p>
-      <w:r>
-        <w:br w:type="page"/>
-      </w:r>
+      <w:pPr>
+        <w:sectPr>
+          <w:headerReference w:type="default" r:id="rId9"/>
+          <w:pgSz w:w="11906" w:h="16838"/>
+          <w:pgMar w:top="1134" w:right="1134" w:bottom="1134" w:left="1701" w:header="709" w:footer="720" w:gutter="0"/>
+          <w:cols w:space="720"/>
+          <w:titlePg/>
+          <w:docGrid w:linePitch="360"/>
+        </w:sectPr>
+      </w:pPr>
     </w:p>
     <w:p>
       <w:pPr>
@@ -22451,18 +22472,38 @@
       </w:tr>
     </w:tbl>
     <w:sectPr>
-      <w:headerReference w:type="default" r:id="rId9"/>
+      <w:headerReference w:type="default" r:id="rId10"/>
       <w:pgSz w:w="11906" w:h="16838"/>
       <w:pgMar w:top="1134" w:right="1134" w:bottom="1134" w:left="1701" w:header="709" w:footer="720" w:gutter="0"/>
       <w:cols w:space="720"/>
-      <w:titlePg/>
       <w:docGrid w:linePitch="360"/>
+      <w:pgNumType w:start="1"/>
     </w:sectPr>
   </w:body>
 </w:document>
 </file>
 
 <file path=word/header1.xml><?xml version="1.0" encoding="utf-8"?>
+<w:hdr xmlns:m="http://schemas.openxmlformats.org/officeDocument/2006/math" xmlns:mc="http://schemas.openxmlformats.org/markup-compatibility/2006" xmlns:mo="http://schemas.microsoft.com/office/mac/office/2008/main" xmlns:mv="urn:schemas-microsoft-com:mac:vml" xmlns:o="urn:schemas-microsoft-com:office:office" xmlns:r="http://schemas.openxmlformats.org/officeDocument/2006/relationships" xmlns:v="urn:schemas-microsoft-com:vml" xmlns:w10="urn:schemas-microsoft-com:office:word" xmlns:w14="http://schemas.microsoft.com/office/word/2010/wordml" xmlns:w="http://schemas.openxmlformats.org/wordprocessingml/2006/main" xmlns:wne="http://schemas.microsoft.com/office/word/2006/wordml" xmlns:wp14="http://schemas.microsoft.com/office/word/2010/wordprocessingDrawing" xmlns:wp="http://schemas.openxmlformats.org/drawingml/2006/wordprocessingDrawing" xmlns:wpc="http://schemas.microsoft.com/office/word/2010/wordprocessingCanvas" xmlns:wpg="http://schemas.microsoft.com/office/word/2010/wordprocessingGroup" xmlns:wpi="http://schemas.microsoft.com/office/word/2010/wordprocessingInk" xmlns:wps="http://schemas.microsoft.com/office/word/2010/wordprocessingShape" mc:Ignorable="w14 wp14">
+  <w:p>
+    <w:pPr>
+      <w:pStyle w:val="Header"/>
+      <w:jc w:val="center"/>
+    </w:pPr>
+    <w:r>
+      <w:rPr>
+        <w:rFonts w:ascii="Times New Roman" w:hAnsi="Times New Roman"/>
+        <w:sz w:val="26"/>
+      </w:rPr>
+      <w:fldChar w:fldCharType="begin"/>
+      <w:instrText xml:space="preserve">PAGE</w:instrText>
+      <w:fldChar w:fldCharType="end"/>
+    </w:r>
+  </w:p>
+</w:hdr>
+</file>
+
+<file path=word/header2.xml><?xml version="1.0" encoding="utf-8"?>
 <w:hdr xmlns:m="http://schemas.openxmlformats.org/officeDocument/2006/math" xmlns:mc="http://schemas.openxmlformats.org/markup-compatibility/2006" xmlns:mo="http://schemas.microsoft.com/office/mac/office/2008/main" xmlns:mv="urn:schemas-microsoft-com:mac:vml" xmlns:o="urn:schemas-microsoft-com:office:office" xmlns:r="http://schemas.openxmlformats.org/officeDocument/2006/relationships" xmlns:v="urn:schemas-microsoft-com:vml" xmlns:w10="urn:schemas-microsoft-com:office:word" xmlns:w14="http://schemas.microsoft.com/office/word/2010/wordml" xmlns:w="http://schemas.openxmlformats.org/wordprocessingml/2006/main" xmlns:wne="http://schemas.microsoft.com/office/word/2006/wordml" xmlns:wp14="http://schemas.microsoft.com/office/word/2010/wordprocessingDrawing" xmlns:wp="http://schemas.openxmlformats.org/drawingml/2006/wordprocessingDrawing" xmlns:wpc="http://schemas.microsoft.com/office/word/2010/wordprocessingCanvas" xmlns:wpg="http://schemas.microsoft.com/office/word/2010/wordprocessingGroup" xmlns:wpi="http://schemas.microsoft.com/office/word/2010/wordprocessingInk" xmlns:wps="http://schemas.microsoft.com/office/word/2010/wordprocessingShape" mc:Ignorable="w14 wp14">
   <w:p>
     <w:pPr>
